--- a/az/wisdom-stories/elephant-and-the-rope.docx
+++ b/az/wisdom-stories/elephant-and-the-rope.docx
@@ -92,7 +92,7 @@
         <w:rPr>
           <w:lang/>
         </w:rPr>
-        <w:t>Səyyah yenidən fillərə baxdı. Onları yerində saxlayan təkcə ayaqlarındakı ip deyildi; keçmişdə bacarmadıqlarını bu gün də bacarmayacaqlarına inanmaları idi.</w:t>
+        <w:t>Səyyah yenidən fillərə baxdı. Onları yerində saxlayan təkcə ayaqlarındakı ip deyildi; keçmişdə bacarmadıqları işi bu gün də bacarmayacaqlarına inanmaları idi.</w:t>
       </w:r>
     </w:p>
     <w:p>
